--- a/ai-protocol-barristers-chambers.docx
+++ b/ai-protocol-barristers-chambers.docx
@@ -62,6 +62,7 @@
       <w:tr>
         <w:trPr>
           <w:tblHeader/>
+          <w:cantSplit/>
         </w:trPr>
         <w:tc>
           <w:tcPr>
@@ -207,6 +208,7 @@
       <w:tr>
         <w:trPr>
           <w:tblHeader w:val="false"/>
+          <w:cantSplit/>
         </w:trPr>
         <w:tc>
           <w:tcPr>
@@ -348,6 +350,7 @@
       <w:tr>
         <w:trPr>
           <w:tblHeader w:val="false"/>
+          <w:cantSplit/>
         </w:trPr>
         <w:tc>
           <w:tcPr>
@@ -489,6 +492,7 @@
       <w:tr>
         <w:trPr>
           <w:tblHeader w:val="false"/>
+          <w:cantSplit/>
         </w:trPr>
         <w:tc>
           <w:tcPr>
@@ -630,6 +634,7 @@
       <w:tr>
         <w:trPr>
           <w:tblHeader w:val="false"/>
+          <w:cantSplit/>
         </w:trPr>
         <w:tc>
           <w:tcPr>
@@ -771,6 +776,7 @@
       <w:tr>
         <w:trPr>
           <w:tblHeader w:val="false"/>
+          <w:cantSplit/>
         </w:trPr>
         <w:tc>
           <w:tcPr>
@@ -949,6 +955,7 @@
     </w:p>
     <w:p>
       <w:pPr>
+        <w:pageBreakBefore/>
         <w:spacing w:after="140" w:before="200"/>
       </w:pPr>
       <w:r>
@@ -9388,6 +9395,7 @@
       <w:tr>
         <w:trPr>
           <w:tblHeader/>
+          <w:cantSplit/>
         </w:trPr>
         <w:tc>
           <w:tcPr>
@@ -9603,6 +9611,7 @@
       <w:tr>
         <w:trPr>
           <w:tblHeader w:val="false"/>
+          <w:cantSplit/>
         </w:trPr>
         <w:tc>
           <w:tcPr>
@@ -9999,6 +10008,7 @@
       <w:tr>
         <w:trPr>
           <w:tblHeader w:val="false"/>
+          <w:cantSplit/>
         </w:trPr>
         <w:tc>
           <w:tcPr>
@@ -10208,6 +10218,7 @@
       <w:tr>
         <w:trPr>
           <w:tblHeader w:val="false"/>
+          <w:cantSplit/>
         </w:trPr>
         <w:tc>
           <w:tcPr>
@@ -10517,6 +10528,7 @@
       <w:tr>
         <w:trPr>
           <w:tblHeader/>
+          <w:cantSplit/>
         </w:trPr>
         <w:tc>
           <w:tcPr>
@@ -10592,6 +10604,7 @@
       <w:tr>
         <w:trPr>
           <w:tblHeader w:val="false"/>
+          <w:cantSplit/>
         </w:trPr>
         <w:tc>
           <w:tcPr>
@@ -10665,6 +10678,7 @@
       <w:tr>
         <w:trPr>
           <w:tblHeader w:val="false"/>
+          <w:cantSplit/>
         </w:trPr>
         <w:tc>
           <w:tcPr>
@@ -10738,6 +10752,7 @@
       <w:tr>
         <w:trPr>
           <w:tblHeader w:val="false"/>
+          <w:cantSplit/>
         </w:trPr>
         <w:tc>
           <w:tcPr>
@@ -10811,6 +10826,7 @@
       <w:tr>
         <w:trPr>
           <w:tblHeader w:val="false"/>
+          <w:cantSplit/>
         </w:trPr>
         <w:tc>
           <w:tcPr>
@@ -10884,6 +10900,7 @@
       <w:tr>
         <w:trPr>
           <w:tblHeader w:val="false"/>
+          <w:cantSplit/>
         </w:trPr>
         <w:tc>
           <w:tcPr>
@@ -10974,6 +10991,7 @@
       <w:tr>
         <w:trPr>
           <w:tblHeader w:val="false"/>
+          <w:cantSplit/>
         </w:trPr>
         <w:tc>
           <w:tcPr>
@@ -11047,6 +11065,7 @@
       <w:tr>
         <w:trPr>
           <w:tblHeader w:val="false"/>
+          <w:cantSplit/>
         </w:trPr>
         <w:tc>
           <w:tcPr>
@@ -11120,6 +11139,7 @@
       <w:tr>
         <w:trPr>
           <w:tblHeader w:val="false"/>
+          <w:cantSplit/>
         </w:trPr>
         <w:tc>
           <w:tcPr>
@@ -11193,6 +11213,7 @@
       <w:tr>
         <w:trPr>
           <w:tblHeader w:val="false"/>
+          <w:cantSplit/>
         </w:trPr>
         <w:tc>
           <w:tcPr>
@@ -11266,6 +11287,7 @@
       <w:tr>
         <w:trPr>
           <w:tblHeader w:val="false"/>
+          <w:cantSplit/>
         </w:trPr>
         <w:tc>
           <w:tcPr>
@@ -11339,6 +11361,7 @@
       <w:tr>
         <w:trPr>
           <w:tblHeader w:val="false"/>
+          <w:cantSplit/>
         </w:trPr>
         <w:tc>
           <w:tcPr>
@@ -11429,6 +11452,7 @@
       <w:tr>
         <w:trPr>
           <w:tblHeader w:val="false"/>
+          <w:cantSplit/>
         </w:trPr>
         <w:tc>
           <w:tcPr>
@@ -11502,6 +11526,7 @@
       <w:tr>
         <w:trPr>
           <w:tblHeader w:val="false"/>
+          <w:cantSplit/>
         </w:trPr>
         <w:tc>
           <w:tcPr>
@@ -11575,6 +11600,7 @@
       <w:tr>
         <w:trPr>
           <w:tblHeader w:val="false"/>
+          <w:cantSplit/>
         </w:trPr>
         <w:tc>
           <w:tcPr>
@@ -11648,6 +11674,7 @@
       <w:tr>
         <w:trPr>
           <w:tblHeader w:val="false"/>
+          <w:cantSplit/>
         </w:trPr>
         <w:tc>
           <w:tcPr>
@@ -11721,6 +11748,7 @@
       <w:tr>
         <w:trPr>
           <w:tblHeader w:val="false"/>
+          <w:cantSplit/>
         </w:trPr>
         <w:tc>
           <w:tcPr>
@@ -12192,6 +12220,7 @@
       <w:tr>
         <w:trPr>
           <w:tblHeader/>
+          <w:cantSplit/>
         </w:trPr>
         <w:tc>
           <w:tcPr>
@@ -12267,6 +12296,7 @@
       <w:tr>
         <w:trPr>
           <w:tblHeader w:val="false"/>
+          <w:cantSplit/>
         </w:trPr>
         <w:tc>
           <w:tcPr>
@@ -12340,6 +12370,7 @@
       <w:tr>
         <w:trPr>
           <w:tblHeader w:val="false"/>
+          <w:cantSplit/>
         </w:trPr>
         <w:tc>
           <w:tcPr>
@@ -12430,6 +12461,7 @@
       <w:tr>
         <w:trPr>
           <w:tblHeader w:val="false"/>
+          <w:cantSplit/>
         </w:trPr>
         <w:tc>
           <w:tcPr>
@@ -12503,6 +12535,7 @@
       <w:tr>
         <w:trPr>
           <w:tblHeader w:val="false"/>
+          <w:cantSplit/>
         </w:trPr>
         <w:tc>
           <w:tcPr>
@@ -12576,6 +12609,7 @@
       <w:tr>
         <w:trPr>
           <w:tblHeader w:val="false"/>
+          <w:cantSplit/>
         </w:trPr>
         <w:tc>
           <w:tcPr>
@@ -12649,6 +12683,7 @@
       <w:tr>
         <w:trPr>
           <w:tblHeader w:val="false"/>
+          <w:cantSplit/>
         </w:trPr>
         <w:tc>
           <w:tcPr>
@@ -12756,6 +12791,7 @@
       <w:tr>
         <w:trPr>
           <w:tblHeader w:val="false"/>
+          <w:cantSplit/>
         </w:trPr>
         <w:tc>
           <w:tcPr>
@@ -12829,6 +12865,7 @@
       <w:tr>
         <w:trPr>
           <w:tblHeader w:val="false"/>
+          <w:cantSplit/>
         </w:trPr>
         <w:tc>
           <w:tcPr>
@@ -12902,6 +12939,7 @@
       <w:tr>
         <w:trPr>
           <w:tblHeader w:val="false"/>
+          <w:cantSplit/>
         </w:trPr>
         <w:tc>
           <w:tcPr>
@@ -12975,6 +13013,7 @@
       <w:tr>
         <w:trPr>
           <w:tblHeader w:val="false"/>
+          <w:cantSplit/>
         </w:trPr>
         <w:tc>
           <w:tcPr>
@@ -13134,6 +13173,7 @@
       <w:tr>
         <w:trPr>
           <w:tblHeader/>
+          <w:cantSplit/>
         </w:trPr>
         <w:tc>
           <w:tcPr>
@@ -13254,6 +13294,7 @@
       <w:tr>
         <w:trPr>
           <w:tblHeader w:val="false"/>
+          <w:cantSplit/>
         </w:trPr>
         <w:tc>
           <w:tcPr>
@@ -13390,6 +13431,7 @@
       <w:tr>
         <w:trPr>
           <w:tblHeader w:val="false"/>
+          <w:cantSplit/>
         </w:trPr>
         <w:tc>
           <w:tcPr>
@@ -13509,6 +13551,7 @@
       <w:tr>
         <w:trPr>
           <w:tblHeader w:val="false"/>
+          <w:cantSplit/>
         </w:trPr>
         <w:tc>
           <w:tcPr>
@@ -13628,6 +13671,7 @@
       <w:tr>
         <w:trPr>
           <w:tblHeader w:val="false"/>
+          <w:cantSplit/>
         </w:trPr>
         <w:tc>
           <w:tcPr>
@@ -13764,6 +13808,7 @@
       <w:tr>
         <w:trPr>
           <w:tblHeader w:val="false"/>
+          <w:cantSplit/>
         </w:trPr>
         <w:tc>
           <w:tcPr>
@@ -13883,6 +13928,7 @@
       <w:tr>
         <w:trPr>
           <w:tblHeader w:val="false"/>
+          <w:cantSplit/>
         </w:trPr>
         <w:tc>
           <w:tcPr>
@@ -14002,6 +14048,7 @@
       <w:tr>
         <w:trPr>
           <w:tblHeader w:val="false"/>
+          <w:cantSplit/>
         </w:trPr>
         <w:tc>
           <w:tcPr>
@@ -14205,6 +14252,7 @@
       <w:tr>
         <w:trPr>
           <w:tblHeader/>
+          <w:cantSplit/>
         </w:trPr>
         <w:tc>
           <w:tcPr>
@@ -14315,6 +14363,7 @@
       <w:tr>
         <w:trPr>
           <w:tblHeader w:val="false"/>
+          <w:cantSplit/>
         </w:trPr>
         <w:tc>
           <w:tcPr>
@@ -14422,6 +14471,7 @@
       <w:tr>
         <w:trPr>
           <w:tblHeader w:val="false"/>
+          <w:cantSplit/>
         </w:trPr>
         <w:tc>
           <w:tcPr>
@@ -14529,6 +14579,7 @@
       <w:tr>
         <w:trPr>
           <w:tblHeader w:val="false"/>
+          <w:cantSplit/>
         </w:trPr>
         <w:tc>
           <w:tcPr>
@@ -14636,6 +14687,7 @@
       <w:tr>
         <w:trPr>
           <w:tblHeader w:val="false"/>
+          <w:cantSplit/>
         </w:trPr>
         <w:tc>
           <w:tcPr>
@@ -14743,6 +14795,7 @@
       <w:tr>
         <w:trPr>
           <w:tblHeader w:val="false"/>
+          <w:cantSplit/>
         </w:trPr>
         <w:tc>
           <w:tcPr>
@@ -14850,6 +14903,7 @@
       <w:tr>
         <w:trPr>
           <w:tblHeader w:val="false"/>
+          <w:cantSplit/>
         </w:trPr>
         <w:tc>
           <w:tcPr>
@@ -14957,6 +15011,7 @@
       <w:tr>
         <w:trPr>
           <w:tblHeader w:val="false"/>
+          <w:cantSplit/>
         </w:trPr>
         <w:tc>
           <w:tcPr>
@@ -15407,6 +15462,7 @@
       <w:tr>
         <w:trPr>
           <w:tblHeader/>
+          <w:cantSplit/>
         </w:trPr>
         <w:tc>
           <w:tcPr>
@@ -15552,6 +15608,7 @@
       <w:tr>
         <w:trPr>
           <w:tblHeader w:val="false"/>
+          <w:cantSplit/>
         </w:trPr>
         <w:tc>
           <w:tcPr>
@@ -15727,6 +15784,7 @@
       <w:tr>
         <w:trPr>
           <w:tblHeader w:val="false"/>
+          <w:cantSplit/>
         </w:trPr>
         <w:tc>
           <w:tcPr>
@@ -15936,6 +15994,7 @@
       <w:tr>
         <w:trPr>
           <w:tblHeader w:val="false"/>
+          <w:cantSplit/>
         </w:trPr>
         <w:tc>
           <w:tcPr>
@@ -16185,6 +16244,7 @@
       <w:tr>
         <w:trPr>
           <w:tblHeader/>
+          <w:cantSplit/>
         </w:trPr>
         <w:tc>
           <w:tcPr>
@@ -16295,6 +16355,7 @@
       <w:tr>
         <w:trPr>
           <w:tblHeader w:val="false"/>
+          <w:cantSplit/>
         </w:trPr>
         <w:tc>
           <w:tcPr>
@@ -16453,6 +16514,7 @@
       <w:tr>
         <w:trPr>
           <w:tblHeader w:val="false"/>
+          <w:cantSplit/>
         </w:trPr>
         <w:tc>
           <w:tcPr>
@@ -16594,6 +16656,7 @@
       <w:tr>
         <w:trPr>
           <w:tblHeader w:val="false"/>
+          <w:cantSplit/>
         </w:trPr>
         <w:tc>
           <w:tcPr>
@@ -16775,6 +16838,7 @@
       <w:tr>
         <w:trPr>
           <w:tblHeader/>
+          <w:cantSplit/>
         </w:trPr>
         <w:tc>
           <w:tcPr>
@@ -16885,6 +16949,7 @@
       <w:tr>
         <w:trPr>
           <w:tblHeader w:val="false"/>
+          <w:cantSplit/>
         </w:trPr>
         <w:tc>
           <w:tcPr>
@@ -17026,6 +17091,7 @@
       <w:tr>
         <w:trPr>
           <w:tblHeader w:val="false"/>
+          <w:cantSplit/>
         </w:trPr>
         <w:tc>
           <w:tcPr>
@@ -17150,6 +17216,7 @@
       <w:tr>
         <w:trPr>
           <w:tblHeader w:val="false"/>
+          <w:cantSplit/>
         </w:trPr>
         <w:tc>
           <w:tcPr>
@@ -17274,6 +17341,7 @@
       <w:tr>
         <w:trPr>
           <w:tblHeader w:val="false"/>
+          <w:cantSplit/>
         </w:trPr>
         <w:tc>
           <w:tcPr>
@@ -17471,6 +17539,7 @@
       <w:tr>
         <w:trPr>
           <w:tblHeader/>
+          <w:cantSplit/>
         </w:trPr>
         <w:tc>
           <w:tcPr>
@@ -17546,6 +17615,7 @@
       <w:tr>
         <w:trPr>
           <w:tblHeader w:val="false"/>
+          <w:cantSplit/>
         </w:trPr>
         <w:tc>
           <w:tcPr>
@@ -17653,6 +17723,7 @@
       <w:tr>
         <w:trPr>
           <w:tblHeader w:val="false"/>
+          <w:cantSplit/>
         </w:trPr>
         <w:tc>
           <w:tcPr>
@@ -17760,6 +17831,7 @@
       <w:tr>
         <w:trPr>
           <w:tblHeader w:val="false"/>
+          <w:cantSplit/>
         </w:trPr>
         <w:tc>
           <w:tcPr>
@@ -17833,6 +17905,7 @@
       <w:tr>
         <w:trPr>
           <w:tblHeader w:val="false"/>
+          <w:cantSplit/>
         </w:trPr>
         <w:tc>
           <w:tcPr>
@@ -17923,6 +17996,7 @@
       <w:tr>
         <w:trPr>
           <w:tblHeader w:val="false"/>
+          <w:cantSplit/>
         </w:trPr>
         <w:tc>
           <w:tcPr>
@@ -17996,6 +18070,7 @@
       <w:tr>
         <w:trPr>
           <w:tblHeader w:val="false"/>
+          <w:cantSplit/>
         </w:trPr>
         <w:tc>
           <w:tcPr>
@@ -18658,6 +18733,7 @@
       <w:tr>
         <w:trPr>
           <w:tblHeader/>
+          <w:cantSplit/>
         </w:trPr>
         <w:tc>
           <w:tcPr>
@@ -18733,6 +18809,7 @@
       <w:tr>
         <w:trPr>
           <w:tblHeader w:val="false"/>
+          <w:cantSplit/>
         </w:trPr>
         <w:tc>
           <w:tcPr>
@@ -18806,6 +18883,7 @@
       <w:tr>
         <w:trPr>
           <w:tblHeader w:val="false"/>
+          <w:cantSplit/>
         </w:trPr>
         <w:tc>
           <w:tcPr>
@@ -18879,6 +18957,7 @@
       <w:tr>
         <w:trPr>
           <w:tblHeader w:val="false"/>
+          <w:cantSplit/>
         </w:trPr>
         <w:tc>
           <w:tcPr>
